--- a/arb/docx/49.content.docx
+++ b/arb/docx/49.content.docx
@@ -9,6 +9,8 @@
       </w:pPr>
       <w:r>
         <w:rPr>
+          <w:rtl/>
+          <w:cs/>
           <w:lang w:val="ar_AE" w:bidi="ar_AE"/>
         </w:rPr>
       </w:r>
@@ -20,12 +22,16 @@
       </w:pPr>
       <w:r>
         <w:rPr>
+          <w:rtl/>
+          <w:cs/>
           <w:lang w:val="ar_AE" w:bidi="ar_AE"/>
         </w:rPr>
         <w:t>Resource: Biblica Study Notes</w:t>
       </w:r>
       <w:r>
         <w:rPr>
+          <w:rtl/>
+          <w:cs/>
           <w:lang w:val="ar_AE" w:bidi="ar_AE"/>
         </w:rPr>
       </w:r>
@@ -36,53 +42,71 @@
       </w:pPr>
       <w:r>
         <w:rPr>
+          <w:rtl/>
+          <w:cs/>
           <w:lang w:val="ar_AE" w:bidi="ar_AE"/>
         </w:rPr>
       </w:r>
       <w:r>
         <w:rPr>
           <w:b/>
+          <w:rtl/>
+          <w:cs/>
           <w:lang w:val="ar_AE" w:bidi="ar_AE"/>
         </w:rPr>
         <w:t>Biblica Study Notes (Book Intros)</w:t>
       </w:r>
       <w:r>
         <w:rPr>
+          <w:rtl/>
+          <w:cs/>
           <w:lang w:val="ar_AE" w:bidi="ar_AE"/>
         </w:rPr>
         <w:t xml:space="preserve"> © 2023 Biblica Inc. Released under CC BY-SA 4.0 license. </w:t>
       </w:r>
       <w:r>
         <w:rPr>
+          <w:rtl/>
+          <w:cs/>
           <w:lang w:val="ar_AE" w:bidi="ar_AE"/>
         </w:rPr>
         <w:t>Biblica Study Notes</w:t>
       </w:r>
       <w:r>
         <w:rPr>
+          <w:rtl/>
+          <w:cs/>
           <w:lang w:val="ar_AE" w:bidi="ar_AE"/>
         </w:rPr>
         <w:t xml:space="preserve"> has been adapted in the following languages: Tok Pisin, Arabic (عربي), French (Français), Hindi (हिंदी), Indonesian (Bahasa Indonesia), Portuguese (Português), Russian (Русский), Spanish (Español), Swahili (Kiswahili), and Simplified Chinese (简体中文)from </w:t>
       </w:r>
       <w:r>
         <w:rPr>
+          <w:rtl/>
+          <w:cs/>
           <w:lang w:val="ar_AE" w:bidi="ar_AE"/>
         </w:rPr>
         <w:t>Biblica Study Notes</w:t>
       </w:r>
       <w:r>
         <w:rPr>
+          <w:rtl/>
+          <w:cs/>
           <w:lang w:val="ar_AE" w:bidi="ar_AE"/>
         </w:rPr>
         <w:t xml:space="preserve"> © 2023 Biblica Inc. Released under CC BY-SA 4.0 license by Mission Mutual</w:t>
       </w:r>
       <w:r>
         <w:rPr>
-          <w:lang w:val="ar_AE" w:bidi="ar_AE"/>
-        </w:rPr>
-      </w:r>
-      <w:r>
-        <w:rPr>
+          <w:rtl/>
+          <w:cs/>
+          <w:lang w:val="ar_AE" w:bidi="ar_AE"/>
+        </w:rPr>
+      </w:r>
+      <w:r>
+        <w:rPr>
+          <w:rtl/>
+          <w:cs/>
           <w:lang w:val="ar_AE" w:bidi="ar_AE"/>
         </w:rPr>
       </w:r>
@@ -94,6 +118,8 @@
       </w:pPr>
       <w:r>
         <w:rPr>
+          <w:rtl/>
+          <w:cs/>
           <w:lang w:val="ar_AE" w:bidi="ar_AE"/>
         </w:rPr>
         <w:t>Biblica Study Notes</w:t>
@@ -123,6 +149,8 @@
       </w:pPr>
       <w:r>
         <w:rPr>
+          <w:rtl/>
+          <w:cs/>
           <w:lang w:val="ar_AE" w:bidi="ar_AE"/>
         </w:rPr>
       </w:r>
@@ -134,12 +162,16 @@
       </w:pPr>
       <w:r>
         <w:rPr>
+          <w:rtl/>
+          <w:cs/>
           <w:lang w:val="ar_AE" w:bidi="ar_AE"/>
         </w:rPr>
         <w:t>EPH</w:t>
       </w:r>
       <w:r>
         <w:rPr>
+          <w:rtl/>
+          <w:cs/>
           <w:lang w:val="ar_AE" w:bidi="ar_AE"/>
         </w:rPr>
       </w:r>
@@ -150,22 +182,30 @@
       </w:pPr>
       <w:r>
         <w:rPr>
-          <w:lang w:val="ar_AE" w:bidi="ar_AE"/>
-        </w:rPr>
-      </w:r>
-      <w:r>
-        <w:rPr>
+          <w:rtl/>
+          <w:cs/>
+          <w:lang w:val="ar_AE" w:bidi="ar_AE"/>
+        </w:rPr>
+      </w:r>
+      <w:r>
+        <w:rPr>
+          <w:rtl/>
+          <w:cs/>
           <w:lang w:val="ar_AE" w:bidi="ar_AE"/>
         </w:rPr>
         <w:t xml:space="preserve"> </w:t>
       </w:r>
       <w:r>
         <w:rPr>
-          <w:lang w:val="ar_AE" w:bidi="ar_AE"/>
-        </w:rPr>
-      </w:r>
-      <w:r>
-        <w:rPr>
+          <w:rtl/>
+          <w:cs/>
+          <w:lang w:val="ar_AE" w:bidi="ar_AE"/>
+        </w:rPr>
+      </w:r>
+      <w:r>
+        <w:rPr>
+          <w:rtl/>
+          <w:cs/>
           <w:lang w:val="ar_AE" w:bidi="ar_AE"/>
         </w:rPr>
       </w:r>
@@ -191,6 +231,8 @@
       </w:pPr>
       <w:r>
         <w:rPr>
+          <w:rtl/>
+          <w:cs/>
           <w:lang w:val="ar_AE" w:bidi="ar_AE"/>
         </w:rPr>
       </w:r>
@@ -202,12 +244,16 @@
       </w:pPr>
       <w:r>
         <w:rPr>
+          <w:rtl/>
+          <w:cs/>
           <w:lang w:val="ar_AE" w:bidi="ar_AE"/>
         </w:rPr>
         <w:t>أفسس</w:t>
       </w:r>
       <w:r>
         <w:rPr>
+          <w:rtl/>
+          <w:cs/>
           <w:lang w:val="ar_AE" w:bidi="ar_AE"/>
         </w:rPr>
       </w:r>
@@ -218,12 +264,16 @@
       </w:pPr>
       <w:r>
         <w:rPr>
+          <w:rtl/>
+          <w:cs/>
           <w:lang w:val="ar_AE" w:bidi="ar_AE"/>
         </w:rPr>
       </w:r>
       <w:r>
         <w:rPr>
           <w:b/>
+          <w:rtl/>
+          <w:cs/>
           <w:lang w:val="ar_AE" w:bidi="ar_AE"/>
         </w:rPr>
         <w:t>ما هي رسالة أفسس؟</w:t>
@@ -238,11 +288,15 @@
       </w:pPr>
       <w:r>
         <w:rPr>
-          <w:lang w:val="ar_AE" w:bidi="ar_AE"/>
-        </w:rPr>
-      </w:r>
-      <w:r>
-        <w:rPr>
+          <w:rtl/>
+          <w:cs/>
+          <w:lang w:val="ar_AE" w:bidi="ar_AE"/>
+        </w:rPr>
+      </w:r>
+      <w:r>
+        <w:rPr>
+          <w:rtl/>
+          <w:cs/>
           <w:lang w:val="ar_AE" w:bidi="ar_AE"/>
         </w:rPr>
         <w:t>رسالة أفسس هي رسالة من الرسول بولس.</w:t>
@@ -257,11 +311,15 @@
       </w:pPr>
       <w:r>
         <w:rPr>
-          <w:lang w:val="ar_AE" w:bidi="ar_AE"/>
-        </w:rPr>
-      </w:r>
-      <w:r>
-        <w:rPr>
+          <w:rtl/>
+          <w:cs/>
+          <w:lang w:val="ar_AE" w:bidi="ar_AE"/>
+        </w:rPr>
+      </w:r>
+      <w:r>
+        <w:rPr>
+          <w:rtl/>
+          <w:cs/>
           <w:lang w:val="ar_AE" w:bidi="ar_AE"/>
         </w:rPr>
         <w:t>كان بولس في السجن عندما كتب هذه الرسالة. ويُعتقد أنه كتبها حوالي عام 60 ميلادي.</w:t>
@@ -273,12 +331,16 @@
       </w:pPr>
       <w:r>
         <w:rPr>
+          <w:rtl/>
+          <w:cs/>
           <w:lang w:val="ar_AE" w:bidi="ar_AE"/>
         </w:rPr>
       </w:r>
       <w:r>
         <w:rPr>
           <w:b/>
+          <w:rtl/>
+          <w:cs/>
           <w:lang w:val="ar_AE" w:bidi="ar_AE"/>
         </w:rPr>
         <w:t>لمن كُتبت رسالة أفسس؟</w:t>
@@ -293,11 +355,15 @@
       </w:pPr>
       <w:r>
         <w:rPr>
-          <w:lang w:val="ar_AE" w:bidi="ar_AE"/>
-        </w:rPr>
-      </w:r>
-      <w:r>
-        <w:rPr>
+          <w:rtl/>
+          <w:cs/>
+          <w:lang w:val="ar_AE" w:bidi="ar_AE"/>
+        </w:rPr>
+      </w:r>
+      <w:r>
+        <w:rPr>
+          <w:rtl/>
+          <w:cs/>
           <w:lang w:val="ar_AE" w:bidi="ar_AE"/>
         </w:rPr>
         <w:t>للمؤمنين في جنوب غرب آسيا الصغرى. كان بعضهم يهودًا لكن معظمهم كانوا من الأمم.</w:t>
@@ -312,11 +378,15 @@
       </w:pPr>
       <w:r>
         <w:rPr>
-          <w:lang w:val="ar_AE" w:bidi="ar_AE"/>
-        </w:rPr>
-      </w:r>
-      <w:r>
-        <w:rPr>
+          <w:rtl/>
+          <w:cs/>
+          <w:lang w:val="ar_AE" w:bidi="ar_AE"/>
+        </w:rPr>
+      </w:r>
+      <w:r>
+        <w:rPr>
+          <w:rtl/>
+          <w:cs/>
           <w:lang w:val="ar_AE" w:bidi="ar_AE"/>
         </w:rPr>
         <w:t>أقدم نسخ من هذه الرسالة لا تقول إنها كانت للمؤمنين في أفسس. وهذا يعني أنها كانت رسالة عامة للكنائس في عدة مدن. وقد كانت الرسالة تُقرأ بصوت عالٍ في الكنائس في جميع أنحاء آسيا الصغرى. وشمل ذلك الكنيسة في أفسس.</w:t>
@@ -331,11 +401,15 @@
       </w:pPr>
       <w:r>
         <w:rPr>
-          <w:lang w:val="ar_AE" w:bidi="ar_AE"/>
-        </w:rPr>
-      </w:r>
-      <w:r>
-        <w:rPr>
+          <w:rtl/>
+          <w:cs/>
+          <w:lang w:val="ar_AE" w:bidi="ar_AE"/>
+        </w:rPr>
+      </w:r>
+      <w:r>
+        <w:rPr>
+          <w:rtl/>
+          <w:cs/>
           <w:lang w:val="ar_AE" w:bidi="ar_AE"/>
         </w:rPr>
         <w:t>لم يكن بولس قد التقى بجميع المؤمنين الذين كان يكتب إليهم.</w:t>
@@ -350,11 +424,15 @@
       </w:pPr>
       <w:r>
         <w:rPr>
-          <w:lang w:val="ar_AE" w:bidi="ar_AE"/>
-        </w:rPr>
-      </w:r>
-      <w:r>
-        <w:rPr>
+          <w:rtl/>
+          <w:cs/>
+          <w:lang w:val="ar_AE" w:bidi="ar_AE"/>
+        </w:rPr>
+      </w:r>
+      <w:r>
+        <w:rPr>
+          <w:rtl/>
+          <w:cs/>
           <w:lang w:val="ar_AE" w:bidi="ar_AE"/>
         </w:rPr>
         <w:t>يدرك أتباع يسوع أن رسالة أفسس تشارك الحق عن يسوع. لذلك فهي لجميع الناس في كل مكان.</w:t>
@@ -366,12 +444,16 @@
       </w:pPr>
       <w:r>
         <w:rPr>
+          <w:rtl/>
+          <w:cs/>
           <w:lang w:val="ar_AE" w:bidi="ar_AE"/>
         </w:rPr>
       </w:r>
       <w:r>
         <w:rPr>
           <w:b/>
+          <w:rtl/>
+          <w:cs/>
           <w:lang w:val="ar_AE" w:bidi="ar_AE"/>
         </w:rPr>
         <w:t>لماذا كُتبت رسالة أفسس؟</w:t>
@@ -386,11 +468,15 @@
       </w:pPr>
       <w:r>
         <w:rPr>
-          <w:lang w:val="ar_AE" w:bidi="ar_AE"/>
-        </w:rPr>
-      </w:r>
-      <w:r>
-        <w:rPr>
+          <w:rtl/>
+          <w:cs/>
+          <w:lang w:val="ar_AE" w:bidi="ar_AE"/>
+        </w:rPr>
+      </w:r>
+      <w:r>
+        <w:rPr>
+          <w:rtl/>
+          <w:cs/>
           <w:lang w:val="ar_AE" w:bidi="ar_AE"/>
         </w:rPr>
         <w:t>للحديث عن خطة الله للعالم بأسره.</w:t>
@@ -405,11 +491,15 @@
       </w:pPr>
       <w:r>
         <w:rPr>
-          <w:lang w:val="ar_AE" w:bidi="ar_AE"/>
-        </w:rPr>
-      </w:r>
-      <w:r>
-        <w:rPr>
+          <w:rtl/>
+          <w:cs/>
+          <w:lang w:val="ar_AE" w:bidi="ar_AE"/>
+        </w:rPr>
+      </w:r>
+      <w:r>
+        <w:rPr>
+          <w:rtl/>
+          <w:cs/>
           <w:lang w:val="ar_AE" w:bidi="ar_AE"/>
         </w:rPr>
         <w:t>لوصف من هو يسوع المسيح وما هي الكنيسة.</w:t>
@@ -421,12 +511,16 @@
       </w:pPr>
       <w:r>
         <w:rPr>
+          <w:rtl/>
+          <w:cs/>
           <w:lang w:val="ar_AE" w:bidi="ar_AE"/>
         </w:rPr>
       </w:r>
       <w:r>
         <w:rPr>
           <w:b/>
+          <w:rtl/>
+          <w:cs/>
           <w:lang w:val="ar_AE" w:bidi="ar_AE"/>
         </w:rPr>
         <w:t>الأفكار الرئيسية</w:t>
@@ -441,11 +535,15 @@
       </w:pPr>
       <w:r>
         <w:rPr>
-          <w:lang w:val="ar_AE" w:bidi="ar_AE"/>
-        </w:rPr>
-      </w:r>
-      <w:r>
-        <w:rPr>
+          <w:rtl/>
+          <w:cs/>
+          <w:lang w:val="ar_AE" w:bidi="ar_AE"/>
+        </w:rPr>
+      </w:r>
+      <w:r>
+        <w:rPr>
+          <w:rtl/>
+          <w:cs/>
           <w:lang w:val="ar_AE" w:bidi="ar_AE"/>
         </w:rPr>
         <w:t>نَيْل السلام من خلال المسيح.</w:t>
@@ -460,11 +558,15 @@
       </w:pPr>
       <w:r>
         <w:rPr>
-          <w:lang w:val="ar_AE" w:bidi="ar_AE"/>
-        </w:rPr>
-      </w:r>
-      <w:r>
-        <w:rPr>
+          <w:rtl/>
+          <w:cs/>
+          <w:lang w:val="ar_AE" w:bidi="ar_AE"/>
+        </w:rPr>
+      </w:r>
+      <w:r>
+        <w:rPr>
+          <w:rtl/>
+          <w:cs/>
           <w:lang w:val="ar_AE" w:bidi="ar_AE"/>
         </w:rPr>
         <w:t>الخلاص من خلال الإيمان بيسوع المسيح وبنعمة الله.</w:t>
@@ -479,11 +581,15 @@
       </w:pPr>
       <w:r>
         <w:rPr>
-          <w:lang w:val="ar_AE" w:bidi="ar_AE"/>
-        </w:rPr>
-      </w:r>
-      <w:r>
-        <w:rPr>
+          <w:rtl/>
+          <w:cs/>
+          <w:lang w:val="ar_AE" w:bidi="ar_AE"/>
+        </w:rPr>
+      </w:r>
+      <w:r>
+        <w:rPr>
+          <w:rtl/>
+          <w:cs/>
           <w:lang w:val="ar_AE" w:bidi="ar_AE"/>
         </w:rPr>
         <w:t>عمل المسيح مهم لكل ما خلقه الله.</w:t>
@@ -498,11 +604,15 @@
       </w:pPr>
       <w:r>
         <w:rPr>
-          <w:lang w:val="ar_AE" w:bidi="ar_AE"/>
-        </w:rPr>
-      </w:r>
-      <w:r>
-        <w:rPr>
+          <w:rtl/>
+          <w:cs/>
+          <w:lang w:val="ar_AE" w:bidi="ar_AE"/>
+        </w:rPr>
+      </w:r>
+      <w:r>
+        <w:rPr>
+          <w:rtl/>
+          <w:cs/>
           <w:lang w:val="ar_AE" w:bidi="ar_AE"/>
         </w:rPr>
         <w:t>الكنيسة كجسد، وكهيكل، وكمكان ينتمي إليه الناس كمواطنين. الكنيسة كعائلة الله وكعروس المسيح.</w:t>
@@ -514,12 +624,16 @@
       </w:pPr>
       <w:r>
         <w:rPr>
+          <w:rtl/>
+          <w:cs/>
           <w:lang w:val="ar_AE" w:bidi="ar_AE"/>
         </w:rPr>
       </w:r>
       <w:r>
         <w:rPr>
           <w:b/>
+          <w:rtl/>
+          <w:cs/>
           <w:lang w:val="ar_AE" w:bidi="ar_AE"/>
         </w:rPr>
         <w:t>مخطط السفر</w:t>
@@ -531,12 +645,16 @@
       </w:pPr>
       <w:r>
         <w:rPr>
+          <w:rtl/>
+          <w:cs/>
           <w:lang w:val="ar_AE" w:bidi="ar_AE"/>
         </w:rPr>
       </w:r>
       <w:r>
         <w:rPr>
           <w:b/>
+          <w:rtl/>
+          <w:cs/>
           <w:lang w:val="ar_AE" w:bidi="ar_AE"/>
         </w:rPr>
         <w:t>تحيات (1:1–2).</w:t>
@@ -548,12 +666,16 @@
       </w:pPr>
       <w:r>
         <w:rPr>
+          <w:rtl/>
+          <w:cs/>
           <w:lang w:val="ar_AE" w:bidi="ar_AE"/>
         </w:rPr>
       </w:r>
       <w:r>
         <w:rPr>
           <w:b/>
+          <w:rtl/>
+          <w:cs/>
           <w:lang w:val="ar_AE" w:bidi="ar_AE"/>
         </w:rPr>
         <w:t>خطة الله للعالم (1:3–14).</w:t>
@@ -565,12 +687,16 @@
       </w:pPr>
       <w:r>
         <w:rPr>
+          <w:rtl/>
+          <w:cs/>
           <w:lang w:val="ar_AE" w:bidi="ar_AE"/>
         </w:rPr>
       </w:r>
       <w:r>
         <w:rPr>
           <w:b/>
+          <w:rtl/>
+          <w:cs/>
           <w:lang w:val="ar_AE" w:bidi="ar_AE"/>
         </w:rPr>
         <w:t>الصلاة الأولى لبولس من أجل المؤمنين (1:15–23).</w:t>
@@ -582,12 +708,16 @@
       </w:pPr>
       <w:r>
         <w:rPr>
+          <w:rtl/>
+          <w:cs/>
           <w:lang w:val="ar_AE" w:bidi="ar_AE"/>
         </w:rPr>
       </w:r>
       <w:r>
         <w:rPr>
           <w:b/>
+          <w:rtl/>
+          <w:cs/>
           <w:lang w:val="ar_AE" w:bidi="ar_AE"/>
         </w:rPr>
         <w:t>خطة الله لخلاص الناس وجعلهم واحدًا في المسيح (2:1 – 3:13).</w:t>
@@ -599,12 +729,16 @@
       </w:pPr>
       <w:r>
         <w:rPr>
+          <w:rtl/>
+          <w:cs/>
           <w:lang w:val="ar_AE" w:bidi="ar_AE"/>
         </w:rPr>
       </w:r>
       <w:r>
         <w:rPr>
           <w:b/>
+          <w:rtl/>
+          <w:cs/>
           <w:lang w:val="ar_AE" w:bidi="ar_AE"/>
         </w:rPr>
         <w:t>صلاة بولس الثانية للمؤمنين (3:14–21).</w:t>
@@ -616,12 +750,16 @@
       </w:pPr>
       <w:r>
         <w:rPr>
+          <w:rtl/>
+          <w:cs/>
           <w:lang w:val="ar_AE" w:bidi="ar_AE"/>
         </w:rPr>
       </w:r>
       <w:r>
         <w:rPr>
           <w:b/>
+          <w:rtl/>
+          <w:cs/>
           <w:lang w:val="ar_AE" w:bidi="ar_AE"/>
         </w:rPr>
         <w:t>كيف يمكن للكنيسة أن تعيش وفقًا لخطة الله (4:1 – 6:20)</w:t>
@@ -633,23 +771,31 @@
       </w:pPr>
       <w:r>
         <w:rPr>
+          <w:rtl/>
+          <w:cs/>
           <w:lang w:val="ar_AE" w:bidi="ar_AE"/>
         </w:rPr>
       </w:r>
       <w:r>
         <w:rPr>
           <w:b/>
+          <w:rtl/>
+          <w:cs/>
           <w:lang w:val="ar_AE" w:bidi="ar_AE"/>
         </w:rPr>
         <w:t>التحيات والبركات الختامية (6:21–24).</w:t>
       </w:r>
       <w:r>
         <w:rPr>
-          <w:lang w:val="ar_AE" w:bidi="ar_AE"/>
-        </w:rPr>
-      </w:r>
-      <w:r>
-        <w:rPr>
+          <w:rtl/>
+          <w:cs/>
+          <w:lang w:val="ar_AE" w:bidi="ar_AE"/>
+        </w:rPr>
+      </w:r>
+      <w:r>
+        <w:rPr>
+          <w:rtl/>
+          <w:cs/>
           <w:lang w:val="ar_AE" w:bidi="ar_AE"/>
         </w:rPr>
       </w:r>
